--- a/zht/docx/021.content.docx
+++ b/zht/docx/021.content.docx
@@ -19,7 +19,7 @@
         <w:rPr>
           <w:lang w:val="zh_TW" w:bidi="zh_TW"/>
         </w:rPr>
-        <w:t>Resource: Tyndale Open Study Notes</w:t>
+        <w:t>Resource: Aquifer Open Study Notes (Profiles)</w:t>
       </w:r>
       <w:r>
         <w:rPr>
@@ -112,7 +112,7 @@
         <w:rPr>
           <w:lang w:val="zh_TW" w:bidi="zh_TW"/>
         </w:rPr>
-        <w:t>Tyndale Open Study Notes</w:t>
+        <w:t>Aquifer Open Study Notes (Profiles)</w:t>
       </w:r>
     </w:p>
     <w:p>

--- a/zht/docx/021.content.docx
+++ b/zht/docx/021.content.docx
@@ -233,18 +233,12 @@
         </w:rPr>
         <w:t>羅波安是所羅門的兒子，母親是一位亞捫女子（</w:t>
       </w:r>
-      <w:hyperlink r:id="rId13">
-        <w:r>
-          <w:rPr>
-            <w:lang w:val="zh_TW" w:bidi="zh_TW"/>
-          </w:rPr>
-          <w:rPr>
-            <w:color w:val="0000EE"/>
-            <w:u w:val="single"/>
-          </w:rPr>
-          <w:t>王上14:21</w:t>
-        </w:r>
-      </w:hyperlink>
+      <w:r>
+        <w:rPr>
+          <w:lang w:val="zh_TW" w:bidi="zh_TW"/>
+        </w:rPr>
+        <w:t>王上14:21</w:t>
+      </w:r>
       <w:r>
         <w:rPr>
           <w:lang w:val="zh_TW" w:bidi="zh_TW"/>
@@ -265,72 +259,48 @@
         </w:rPr>
         <w:t>所羅門於公元前931年去世後，猶大迅速擁立羅波安為王。然而，北方十支派遲遲未決定是否擁立他為王，因為他們希望擺脫所羅門時期的沉重奴役與苛政（見</w:t>
       </w:r>
-      <w:hyperlink r:id="rId14">
-        <w:r>
-          <w:rPr>
-            <w:lang w:val="zh_TW" w:bidi="zh_TW"/>
-          </w:rPr>
-          <w:rPr>
-            <w:color w:val="0000EE"/>
-            <w:u w:val="single"/>
-          </w:rPr>
-          <w:t>王上12:4</w:t>
-        </w:r>
-      </w:hyperlink>
+      <w:r>
+        <w:rPr>
+          <w:lang w:val="zh_TW" w:bidi="zh_TW"/>
+        </w:rPr>
+        <w:t>王上12:4</w:t>
+      </w:r>
       <w:r>
         <w:rPr>
           <w:lang w:val="zh_TW" w:bidi="zh_TW"/>
         </w:rPr>
         <w:t>；</w:t>
       </w:r>
-      <w:hyperlink r:id="rId15">
-        <w:r>
-          <w:rPr>
-            <w:lang w:val="zh_TW" w:bidi="zh_TW"/>
-          </w:rPr>
-          <w:rPr>
-            <w:color w:val="0000EE"/>
-            <w:u w:val="single"/>
-          </w:rPr>
-          <w:t>代下10:4</w:t>
-        </w:r>
-      </w:hyperlink>
+      <w:r>
+        <w:rPr>
+          <w:lang w:val="zh_TW" w:bidi="zh_TW"/>
+        </w:rPr>
+        <w:t>代下10:4</w:t>
+      </w:r>
       <w:r>
         <w:rPr>
           <w:lang w:val="zh_TW" w:bidi="zh_TW"/>
         </w:rPr>
         <w:t>）。年長的大臣建議羅波安順應民意，減輕百姓的負擔，但他不予理會，反而聽從年輕臣子的建議，決定比父親更加嚴厲。於是，北方十個支派發動叛亂，擁立所羅門的前工程監督耶羅波安為王。羅波安試圖以武力奪回北方，但神透過先知示瑪雅，告訴他這場戰爭是徒勞的，因為國家的分裂是神的審判（</w:t>
       </w:r>
-      <w:hyperlink r:id="rId16">
-        <w:r>
-          <w:rPr>
-            <w:lang w:val="zh_TW" w:bidi="zh_TW"/>
-          </w:rPr>
-          <w:rPr>
-            <w:color w:val="0000EE"/>
-            <w:u w:val="single"/>
-          </w:rPr>
-          <w:t>代下11:1–4</w:t>
-        </w:r>
-      </w:hyperlink>
+      <w:r>
+        <w:rPr>
+          <w:lang w:val="zh_TW" w:bidi="zh_TW"/>
+        </w:rPr>
+        <w:t>代下11:1–4</w:t>
+      </w:r>
       <w:r>
         <w:rPr>
           <w:lang w:val="zh_TW" w:bidi="zh_TW"/>
         </w:rPr>
         <w:t>）。於是，羅波安返回猶大，並加強邊界的防禦工事（</w:t>
       </w:r>
-      <w:hyperlink r:id="rId17">
-        <w:r>
-          <w:rPr>
-            <w:lang w:val="zh_TW" w:bidi="zh_TW"/>
-          </w:rPr>
-          <w:rPr>
-            <w:color w:val="0000EE"/>
-            <w:u w:val="single"/>
-          </w:rPr>
-          <w:t>代下11:5–12</w:t>
-        </w:r>
-      </w:hyperlink>
+      <w:r>
+        <w:rPr>
+          <w:lang w:val="zh_TW" w:bidi="zh_TW"/>
+        </w:rPr>
+        <w:t>代下11:5–12</w:t>
+      </w:r>
       <w:r>
         <w:rPr>
           <w:lang w:val="zh_TW" w:bidi="zh_TW"/>
@@ -351,90 +321,60 @@
         </w:rPr>
         <w:t>當耶羅波安在北國設立偶像崇拜時，許多祭司和利未人離開北國，遷往南國猶大。他們加強了猶大的屬靈生活，並幫助國保持穩定（</w:t>
       </w:r>
-      <w:hyperlink r:id="rId18">
-        <w:r>
-          <w:rPr>
-            <w:lang w:val="zh_TW" w:bidi="zh_TW"/>
-          </w:rPr>
-          <w:rPr>
-            <w:color w:val="0000EE"/>
-            <w:u w:val="single"/>
-          </w:rPr>
-          <w:t>代下11:13–17</w:t>
-        </w:r>
-      </w:hyperlink>
+      <w:r>
+        <w:rPr>
+          <w:lang w:val="zh_TW" w:bidi="zh_TW"/>
+        </w:rPr>
+        <w:t>代下11:13–17</w:t>
+      </w:r>
       <w:r>
         <w:rPr>
           <w:lang w:val="zh_TW" w:bidi="zh_TW"/>
         </w:rPr>
         <w:t>）。然而，羅波安最終也轉向拜偶像。猶大百姓在全地建造邱壇和異教聖所，效法鄰近民族的邪惡宗教習俗（</w:t>
       </w:r>
-      <w:hyperlink r:id="rId19">
-        <w:r>
-          <w:rPr>
-            <w:lang w:val="zh_TW" w:bidi="zh_TW"/>
-          </w:rPr>
-          <w:rPr>
-            <w:color w:val="0000EE"/>
-            <w:u w:val="single"/>
-          </w:rPr>
-          <w:t>王上14:22–24</w:t>
-        </w:r>
-      </w:hyperlink>
+      <w:r>
+        <w:rPr>
+          <w:lang w:val="zh_TW" w:bidi="zh_TW"/>
+        </w:rPr>
+        <w:t>王上14:22–24</w:t>
+      </w:r>
       <w:r>
         <w:rPr>
           <w:lang w:val="zh_TW" w:bidi="zh_TW"/>
         </w:rPr>
         <w:t>）。神不再保護羅波安，使他在公元前926至925年間，遭遇埃及法老示撒（Shishak）的入侵，聖殿內許多貴重的器物被掠奪（</w:t>
       </w:r>
-      <w:hyperlink r:id="rId20">
-        <w:r>
-          <w:rPr>
-            <w:lang w:val="zh_TW" w:bidi="zh_TW"/>
-          </w:rPr>
-          <w:rPr>
-            <w:color w:val="0000EE"/>
-            <w:u w:val="single"/>
-          </w:rPr>
-          <w:t>王上14:25–26</w:t>
-        </w:r>
-      </w:hyperlink>
+      <w:r>
+        <w:rPr>
+          <w:lang w:val="zh_TW" w:bidi="zh_TW"/>
+        </w:rPr>
+        <w:t>王上14:25–26</w:t>
+      </w:r>
       <w:r>
         <w:rPr>
           <w:lang w:val="zh_TW" w:bidi="zh_TW"/>
         </w:rPr>
         <w:t>；</w:t>
       </w:r>
-      <w:hyperlink r:id="rId21">
-        <w:r>
-          <w:rPr>
-            <w:lang w:val="zh_TW" w:bidi="zh_TW"/>
-          </w:rPr>
-          <w:rPr>
-            <w:color w:val="0000EE"/>
-            <w:u w:val="single"/>
-          </w:rPr>
-          <w:t>代下12:1–5</w:t>
-        </w:r>
-      </w:hyperlink>
+      <w:r>
+        <w:rPr>
+          <w:lang w:val="zh_TW" w:bidi="zh_TW"/>
+        </w:rPr>
+        <w:t>代下12:1–5</w:t>
+      </w:r>
       <w:r>
         <w:rPr>
           <w:lang w:val="zh_TW" w:bidi="zh_TW"/>
         </w:rPr>
         <w:t>）。羅波安後來用銅盾牌代替所羅門時代的金盾牌（</w:t>
       </w:r>
-      <w:hyperlink r:id="rId22">
-        <w:r>
-          <w:rPr>
-            <w:lang w:val="zh_TW" w:bidi="zh_TW"/>
-          </w:rPr>
-          <w:rPr>
-            <w:color w:val="0000EE"/>
-            <w:u w:val="single"/>
-          </w:rPr>
-          <w:t>王上14:27</w:t>
-        </w:r>
-      </w:hyperlink>
+      <w:r>
+        <w:rPr>
+          <w:lang w:val="zh_TW" w:bidi="zh_TW"/>
+        </w:rPr>
+        <w:t>王上14:27</w:t>
+      </w:r>
       <w:r>
         <w:rPr>
           <w:lang w:val="zh_TW" w:bidi="zh_TW"/>
@@ -464,48 +404,30 @@
           <w:lang w:val="zh_TW" w:bidi="zh_TW"/>
         </w:rPr>
       </w:r>
-      <w:hyperlink r:id="rId23">
-        <w:r>
-          <w:rPr>
-            <w:lang w:val="zh_TW" w:bidi="zh_TW"/>
-          </w:rPr>
-          <w:rPr>
-            <w:color w:val="0000EE"/>
-            <w:u w:val="single"/>
-          </w:rPr>
-          <w:t>王上12:1–24，</w:t>
-        </w:r>
-      </w:hyperlink>
-      <w:hyperlink r:id="rId24">
-        <w:r>
-          <w:rPr>
-            <w:lang w:val="zh_TW" w:bidi="zh_TW"/>
-          </w:rPr>
-          <w:rPr>
-            <w:color w:val="0000EE"/>
-            <w:u w:val="single"/>
-          </w:rPr>
-          <w:t>14:21–31</w:t>
-        </w:r>
-      </w:hyperlink>
+      <w:r>
+        <w:rPr>
+          <w:lang w:val="zh_TW" w:bidi="zh_TW"/>
+        </w:rPr>
+        <w:t>王上12:1–24，</w:t>
+      </w:r>
+      <w:r>
+        <w:rPr>
+          <w:lang w:val="zh_TW" w:bidi="zh_TW"/>
+        </w:rPr>
+        <w:t>14:21–31</w:t>
+      </w:r>
       <w:r>
         <w:rPr>
           <w:lang w:val="zh_TW" w:bidi="zh_TW"/>
         </w:rPr>
         <w:t>；</w:t>
       </w:r>
-      <w:hyperlink r:id="rId25">
-        <w:r>
-          <w:rPr>
-            <w:lang w:val="zh_TW" w:bidi="zh_TW"/>
-          </w:rPr>
-          <w:rPr>
-            <w:color w:val="0000EE"/>
-            <w:u w:val="single"/>
-          </w:rPr>
-          <w:t>代下9:31–12:16</w:t>
-        </w:r>
-      </w:hyperlink>
+      <w:r>
+        <w:rPr>
+          <w:lang w:val="zh_TW" w:bidi="zh_TW"/>
+        </w:rPr>
+        <w:t>代下9:31–12:16</w:t>
+      </w:r>
       <w:r>
         <w:rPr>
           <w:lang w:val="zh_TW" w:bidi="zh_TW"/>
@@ -554,18 +476,12 @@
         </w:rPr>
         <w:t>羅得是亞伯拉罕的侄兒，也是摩押人和亞捫人的祖先。與亞伯拉罕一樣，羅得出生在吾珥，並與他拉一起前往哈蘭（</w:t>
       </w:r>
-      <w:hyperlink r:id="rId26">
-        <w:r>
-          <w:rPr>
-            <w:lang w:val="zh_TW" w:bidi="zh_TW"/>
-          </w:rPr>
-          <w:rPr>
-            <w:color w:val="0000EE"/>
-            <w:u w:val="single"/>
-          </w:rPr>
-          <w:t>創11:27–32</w:t>
-        </w:r>
-      </w:hyperlink>
+      <w:r>
+        <w:rPr>
+          <w:lang w:val="zh_TW" w:bidi="zh_TW"/>
+        </w:rPr>
+        <w:t>創11:27–32</w:t>
+      </w:r>
       <w:r>
         <w:rPr>
           <w:lang w:val="zh_TW" w:bidi="zh_TW"/>
@@ -586,18 +502,12 @@
         </w:rPr>
         <w:t>當羅得和亞伯拉罕從埃及返回迦南時，他們的羊群和牛群太多，無法一起生活。因此，亞伯拉罕允許羅得為自己選擇土地。羅得選擇了肥沃的約旦河平原，那裡就像「耶和華的園子」（</w:t>
       </w:r>
-      <w:hyperlink r:id="rId27">
-        <w:r>
-          <w:rPr>
-            <w:lang w:val="zh_TW" w:bidi="zh_TW"/>
-          </w:rPr>
-          <w:rPr>
-            <w:color w:val="0000EE"/>
-            <w:u w:val="single"/>
-          </w:rPr>
-          <w:t>創13:10</w:t>
-        </w:r>
-      </w:hyperlink>
+      <w:r>
+        <w:rPr>
+          <w:lang w:val="zh_TW" w:bidi="zh_TW"/>
+        </w:rPr>
+        <w:t>創13:10</w:t>
+      </w:r>
       <w:r>
         <w:rPr>
           <w:lang w:val="zh_TW" w:bidi="zh_TW"/>
@@ -618,36 +528,24 @@
         </w:rPr>
         <w:t>當羅得住在所多瑪時，四位美索不達米亞的王打敗了附近五個城的王。他們從戰敗的城中掠奪物品，並擄走了羅得、他的家人和他的財物（</w:t>
       </w:r>
-      <w:hyperlink r:id="rId28">
-        <w:r>
-          <w:rPr>
-            <w:lang w:val="zh_TW" w:bidi="zh_TW"/>
-          </w:rPr>
-          <w:rPr>
-            <w:color w:val="0000EE"/>
-            <w:u w:val="single"/>
-          </w:rPr>
-          <w:t>創14:1–12</w:t>
-        </w:r>
-      </w:hyperlink>
+      <w:r>
+        <w:rPr>
+          <w:lang w:val="zh_TW" w:bidi="zh_TW"/>
+        </w:rPr>
+        <w:t>創14:1–12</w:t>
+      </w:r>
       <w:r>
         <w:rPr>
           <w:lang w:val="zh_TW" w:bidi="zh_TW"/>
         </w:rPr>
         <w:t>）。亞伯拉罕聽到這件事後，帶領壯丁攻擊入侵者，並救出了被擄的人和財物（</w:t>
       </w:r>
-      <w:hyperlink r:id="rId29">
-        <w:r>
-          <w:rPr>
-            <w:lang w:val="zh_TW" w:bidi="zh_TW"/>
-          </w:rPr>
-          <w:rPr>
-            <w:color w:val="0000EE"/>
-            <w:u w:val="single"/>
-          </w:rPr>
-          <w:t>創14:13–16</w:t>
-        </w:r>
-      </w:hyperlink>
+      <w:r>
+        <w:rPr>
+          <w:lang w:val="zh_TW" w:bidi="zh_TW"/>
+        </w:rPr>
+        <w:t>創14:13–16</w:t>
+      </w:r>
       <w:r>
         <w:rPr>
           <w:lang w:val="zh_TW" w:bidi="zh_TW"/>
@@ -668,18 +566,12 @@
         </w:rPr>
         <w:t>由於所多瑪和蛾摩拉的罪惡，神決定毀滅這些城市。祂派遣兩位天使到所多瑪的羅得那裡，催促他離開即將被毀的城（</w:t>
       </w:r>
-      <w:hyperlink r:id="rId30">
-        <w:r>
-          <w:rPr>
-            <w:lang w:val="zh_TW" w:bidi="zh_TW"/>
-          </w:rPr>
-          <w:rPr>
-            <w:color w:val="0000EE"/>
-            <w:u w:val="single"/>
-          </w:rPr>
-          <w:t>創19:1–15</w:t>
-        </w:r>
-      </w:hyperlink>
+      <w:r>
+        <w:rPr>
+          <w:lang w:val="zh_TW" w:bidi="zh_TW"/>
+        </w:rPr>
+        <w:t>創19:1–15</w:t>
+      </w:r>
       <w:r>
         <w:rPr>
           <w:lang w:val="zh_TW" w:bidi="zh_TW"/>
@@ -700,36 +592,24 @@
         </w:rPr>
         <w:t>在所多瑪被毀後，羅得的女兒擔心沒有丈夫，便讓羅得喝醉以便與他生子。他們的兒子摩押和便‧亞米成為摩押人和亞捫人的祖先（</w:t>
       </w:r>
-      <w:hyperlink r:id="rId31">
-        <w:r>
-          <w:rPr>
-            <w:lang w:val="zh_TW" w:bidi="zh_TW"/>
-          </w:rPr>
-          <w:rPr>
-            <w:color w:val="0000EE"/>
-            <w:u w:val="single"/>
-          </w:rPr>
-          <w:t>創19:30–38</w:t>
-        </w:r>
-      </w:hyperlink>
+      <w:r>
+        <w:rPr>
+          <w:lang w:val="zh_TW" w:bidi="zh_TW"/>
+        </w:rPr>
+        <w:t>創19:30–38</w:t>
+      </w:r>
       <w:r>
         <w:rPr>
           <w:lang w:val="zh_TW" w:bidi="zh_TW"/>
         </w:rPr>
         <w:t>）。這兩個民族成為以色列常年的敵人（見</w:t>
       </w:r>
-      <w:hyperlink r:id="rId32">
-        <w:r>
-          <w:rPr>
-            <w:lang w:val="zh_TW" w:bidi="zh_TW"/>
-          </w:rPr>
-          <w:rPr>
-            <w:color w:val="0000EE"/>
-            <w:u w:val="single"/>
-          </w:rPr>
-          <w:t>申23:3–6</w:t>
-        </w:r>
-      </w:hyperlink>
+      <w:r>
+        <w:rPr>
+          <w:lang w:val="zh_TW" w:bidi="zh_TW"/>
+        </w:rPr>
+        <w:t>申23:3–6</w:t>
+      </w:r>
       <w:r>
         <w:rPr>
           <w:lang w:val="zh_TW" w:bidi="zh_TW"/>
@@ -748,18 +628,12 @@
         </w:rPr>
         <w:t>」（見</w:t>
       </w:r>
-      <w:hyperlink r:id="rId33">
-        <w:r>
-          <w:rPr>
-            <w:lang w:val="zh_TW" w:bidi="zh_TW"/>
-          </w:rPr>
-          <w:rPr>
-            <w:color w:val="0000EE"/>
-            <w:u w:val="single"/>
-          </w:rPr>
-          <w:t>彼後2:6–9</w:t>
-        </w:r>
-      </w:hyperlink>
+      <w:r>
+        <w:rPr>
+          <w:lang w:val="zh_TW" w:bidi="zh_TW"/>
+        </w:rPr>
+        <w:t>彼後2:6–9</w:t>
+      </w:r>
       <w:r>
         <w:rPr>
           <w:lang w:val="zh_TW" w:bidi="zh_TW"/>
@@ -789,198 +663,132 @@
           <w:lang w:val="zh_TW" w:bidi="zh_TW"/>
         </w:rPr>
       </w:r>
-      <w:hyperlink r:id="rId34">
-        <w:r>
-          <w:rPr>
-            <w:lang w:val="zh_TW" w:bidi="zh_TW"/>
-          </w:rPr>
-          <w:rPr>
-            <w:color w:val="0000EE"/>
-            <w:u w:val="single"/>
-          </w:rPr>
-          <w:t>創11:27</w:t>
-        </w:r>
-      </w:hyperlink>
+      <w:r>
+        <w:rPr>
+          <w:lang w:val="zh_TW" w:bidi="zh_TW"/>
+        </w:rPr>
+        <w:t>創11:27</w:t>
+      </w:r>
       <w:r>
         <w:rPr>
           <w:lang w:val="zh_TW" w:bidi="zh_TW"/>
         </w:rPr>
         <w:t>、</w:t>
       </w:r>
-      <w:hyperlink r:id="rId35">
-        <w:r>
-          <w:rPr>
-            <w:lang w:val="zh_TW" w:bidi="zh_TW"/>
-          </w:rPr>
-          <w:rPr>
-            <w:color w:val="0000EE"/>
-            <w:u w:val="single"/>
-          </w:rPr>
-          <w:t>31</w:t>
-        </w:r>
-      </w:hyperlink>
+      <w:r>
+        <w:rPr>
+          <w:lang w:val="zh_TW" w:bidi="zh_TW"/>
+        </w:rPr>
+        <w:t>31</w:t>
+      </w:r>
       <w:r>
         <w:rPr>
           <w:lang w:val="zh_TW" w:bidi="zh_TW"/>
         </w:rPr>
         <w:t>，</w:t>
       </w:r>
-      <w:hyperlink r:id="rId36">
-        <w:r>
-          <w:rPr>
-            <w:lang w:val="zh_TW" w:bidi="zh_TW"/>
-          </w:rPr>
-          <w:rPr>
-            <w:color w:val="0000EE"/>
-            <w:u w:val="single"/>
-          </w:rPr>
-          <w:t>12:4–5</w:t>
-        </w:r>
-      </w:hyperlink>
+      <w:r>
+        <w:rPr>
+          <w:lang w:val="zh_TW" w:bidi="zh_TW"/>
+        </w:rPr>
+        <w:t>12:4–5</w:t>
+      </w:r>
       <w:r>
         <w:rPr>
           <w:lang w:val="zh_TW" w:bidi="zh_TW"/>
         </w:rPr>
         <w:t>，</w:t>
       </w:r>
-      <w:hyperlink r:id="rId37">
-        <w:r>
-          <w:rPr>
-            <w:lang w:val="zh_TW" w:bidi="zh_TW"/>
-          </w:rPr>
-          <w:rPr>
-            <w:color w:val="0000EE"/>
-            <w:u w:val="single"/>
-          </w:rPr>
-          <w:t>13:1–14</w:t>
-        </w:r>
-      </w:hyperlink>
+      <w:r>
+        <w:rPr>
+          <w:lang w:val="zh_TW" w:bidi="zh_TW"/>
+        </w:rPr>
+        <w:t>13:1–14</w:t>
+      </w:r>
       <w:r>
         <w:rPr>
           <w:lang w:val="zh_TW" w:bidi="zh_TW"/>
         </w:rPr>
         <w:t>，</w:t>
       </w:r>
-      <w:hyperlink r:id="rId38">
-        <w:r>
-          <w:rPr>
-            <w:lang w:val="zh_TW" w:bidi="zh_TW"/>
-          </w:rPr>
-          <w:rPr>
-            <w:color w:val="0000EE"/>
-            <w:u w:val="single"/>
-          </w:rPr>
-          <w:t>14:12–16</w:t>
-        </w:r>
-      </w:hyperlink>
+      <w:r>
+        <w:rPr>
+          <w:lang w:val="zh_TW" w:bidi="zh_TW"/>
+        </w:rPr>
+        <w:t>14:12–16</w:t>
+      </w:r>
       <w:r>
         <w:rPr>
           <w:lang w:val="zh_TW" w:bidi="zh_TW"/>
         </w:rPr>
         <w:t>，</w:t>
       </w:r>
-      <w:hyperlink r:id="rId39">
-        <w:r>
-          <w:rPr>
-            <w:lang w:val="zh_TW" w:bidi="zh_TW"/>
-          </w:rPr>
-          <w:rPr>
-            <w:color w:val="0000EE"/>
-            <w:u w:val="single"/>
-          </w:rPr>
-          <w:t>19:1–38</w:t>
-        </w:r>
-      </w:hyperlink>
+      <w:r>
+        <w:rPr>
+          <w:lang w:val="zh_TW" w:bidi="zh_TW"/>
+        </w:rPr>
+        <w:t>19:1–38</w:t>
+      </w:r>
       <w:r>
         <w:rPr>
           <w:lang w:val="zh_TW" w:bidi="zh_TW"/>
         </w:rPr>
         <w:t>；</w:t>
       </w:r>
-      <w:hyperlink r:id="rId40">
-        <w:r>
-          <w:rPr>
-            <w:lang w:val="zh_TW" w:bidi="zh_TW"/>
-          </w:rPr>
-          <w:rPr>
-            <w:color w:val="0000EE"/>
-            <w:u w:val="single"/>
-          </w:rPr>
-          <w:t>申2:9</w:t>
-        </w:r>
-      </w:hyperlink>
+      <w:r>
+        <w:rPr>
+          <w:lang w:val="zh_TW" w:bidi="zh_TW"/>
+        </w:rPr>
+        <w:t>申2:9</w:t>
+      </w:r>
       <w:r>
         <w:rPr>
           <w:lang w:val="zh_TW" w:bidi="zh_TW"/>
         </w:rPr>
         <w:t>、</w:t>
       </w:r>
-      <w:hyperlink r:id="rId41">
-        <w:r>
-          <w:rPr>
-            <w:lang w:val="zh_TW" w:bidi="zh_TW"/>
-          </w:rPr>
-          <w:rPr>
-            <w:color w:val="0000EE"/>
-            <w:u w:val="single"/>
-          </w:rPr>
-          <w:t>17–19</w:t>
-        </w:r>
-      </w:hyperlink>
+      <w:r>
+        <w:rPr>
+          <w:lang w:val="zh_TW" w:bidi="zh_TW"/>
+        </w:rPr>
+        <w:t>17–19</w:t>
+      </w:r>
       <w:r>
         <w:rPr>
           <w:lang w:val="zh_TW" w:bidi="zh_TW"/>
         </w:rPr>
         <w:t>；</w:t>
       </w:r>
-      <w:hyperlink r:id="rId42">
-        <w:r>
-          <w:rPr>
-            <w:lang w:val="zh_TW" w:bidi="zh_TW"/>
-          </w:rPr>
-          <w:rPr>
-            <w:color w:val="0000EE"/>
-            <w:u w:val="single"/>
-          </w:rPr>
-          <w:t>詩83:4–8</w:t>
-        </w:r>
-      </w:hyperlink>
+      <w:r>
+        <w:rPr>
+          <w:lang w:val="zh_TW" w:bidi="zh_TW"/>
+        </w:rPr>
+        <w:t>詩83:4–8</w:t>
+      </w:r>
       <w:r>
         <w:rPr>
           <w:lang w:val="zh_TW" w:bidi="zh_TW"/>
         </w:rPr>
         <w:t>；</w:t>
       </w:r>
-      <w:hyperlink r:id="rId43">
-        <w:r>
-          <w:rPr>
-            <w:lang w:val="zh_TW" w:bidi="zh_TW"/>
-          </w:rPr>
-          <w:rPr>
-            <w:color w:val="0000EE"/>
-            <w:u w:val="single"/>
-          </w:rPr>
-          <w:t>路17:28–33</w:t>
-        </w:r>
-      </w:hyperlink>
+      <w:r>
+        <w:rPr>
+          <w:lang w:val="zh_TW" w:bidi="zh_TW"/>
+        </w:rPr>
+        <w:t>路17:28–33</w:t>
+      </w:r>
       <w:r>
         <w:rPr>
           <w:lang w:val="zh_TW" w:bidi="zh_TW"/>
         </w:rPr>
         <w:t>；</w:t>
       </w:r>
-      <w:hyperlink r:id="rId33">
-        <w:r>
-          <w:rPr>
-            <w:lang w:val="zh_TW" w:bidi="zh_TW"/>
-          </w:rPr>
-          <w:rPr>
-            <w:color w:val="0000EE"/>
-            <w:u w:val="single"/>
-          </w:rPr>
-          <w:t>彼後2:6–9</w:t>
-        </w:r>
-      </w:hyperlink>
+      <w:r>
+        <w:rPr>
+          <w:lang w:val="zh_TW" w:bidi="zh_TW"/>
+        </w:rPr>
+        <w:t>彼後2:6–9</w:t>
+      </w:r>
       <w:r>
         <w:rPr>
           <w:lang w:val="zh_TW" w:bidi="zh_TW"/>
@@ -1157,18 +965,12 @@
         </w:rPr>
         <w:t>「及至時候滿足，神就差遣他的兒子」（</w:t>
       </w:r>
-      <w:hyperlink r:id="rId44">
-        <w:r>
-          <w:rPr>
-            <w:lang w:val="zh_TW" w:bidi="zh_TW"/>
-          </w:rPr>
-          <w:rPr>
-            <w:color w:val="0000EE"/>
-            <w:u w:val="single"/>
-          </w:rPr>
-          <w:t>加4:4</w:t>
-        </w:r>
-      </w:hyperlink>
+      <w:r>
+        <w:rPr>
+          <w:lang w:val="zh_TW" w:bidi="zh_TW"/>
+        </w:rPr>
+        <w:t>加4:4</w:t>
+      </w:r>
       <w:r>
         <w:rPr>
           <w:lang w:val="zh_TW" w:bidi="zh_TW"/>
@@ -1201,66 +1003,42 @@
         </w:rPr>
         <w:t>「羅馬和平」）並持續到公元100年間。許多人認為，公元一世紀的羅馬統治，為基督教的傳播提供了理想的環境。當時邊界安全，道路暢通，旅行相對便利。羅馬法律與習俗保護公民的權利（例如，見</w:t>
       </w:r>
-      <w:hyperlink r:id="rId45">
-        <w:r>
-          <w:rPr>
-            <w:lang w:val="zh_TW" w:bidi="zh_TW"/>
-          </w:rPr>
-          <w:rPr>
-            <w:color w:val="0000EE"/>
-            <w:u w:val="single"/>
-          </w:rPr>
-          <w:t>徒16:35–40，</w:t>
-        </w:r>
-      </w:hyperlink>
-      <w:hyperlink r:id="rId46">
-        <w:r>
-          <w:rPr>
-            <w:lang w:val="zh_TW" w:bidi="zh_TW"/>
-          </w:rPr>
-          <w:rPr>
-            <w:color w:val="0000EE"/>
-            <w:u w:val="single"/>
-          </w:rPr>
-          <w:t>22:24–29</w:t>
-        </w:r>
-      </w:hyperlink>
+      <w:r>
+        <w:rPr>
+          <w:lang w:val="zh_TW" w:bidi="zh_TW"/>
+        </w:rPr>
+        <w:t>徒16:35–40，</w:t>
+      </w:r>
+      <w:r>
+        <w:rPr>
+          <w:lang w:val="zh_TW" w:bidi="zh_TW"/>
+        </w:rPr>
+        <w:t>22:24–29</w:t>
+      </w:r>
       <w:r>
         <w:rPr>
           <w:lang w:val="zh_TW" w:bidi="zh_TW"/>
         </w:rPr>
         <w:t>）。此外，猶太教受羅馬政府的保護，而羅馬人最初將基督教視為猶太教的一個分支（例如，見</w:t>
       </w:r>
-      <w:hyperlink r:id="rId47">
-        <w:r>
-          <w:rPr>
-            <w:lang w:val="zh_TW" w:bidi="zh_TW"/>
-          </w:rPr>
-          <w:rPr>
-            <w:color w:val="0000EE"/>
-            <w:u w:val="single"/>
-          </w:rPr>
-          <w:t>徒25:13–19</w:t>
-        </w:r>
-      </w:hyperlink>
+      <w:r>
+        <w:rPr>
+          <w:lang w:val="zh_TW" w:bidi="zh_TW"/>
+        </w:rPr>
+        <w:t>徒25:13–19</w:t>
+      </w:r>
       <w:r>
         <w:rPr>
           <w:lang w:val="zh_TW" w:bidi="zh_TW"/>
         </w:rPr>
         <w:t>）。因此，羅馬政府通常不受理針對基督徒的宗教指控（例如，見</w:t>
       </w:r>
-      <w:hyperlink r:id="rId48">
-        <w:r>
-          <w:rPr>
-            <w:lang w:val="zh_TW" w:bidi="zh_TW"/>
-          </w:rPr>
-          <w:rPr>
-            <w:color w:val="0000EE"/>
-            <w:u w:val="single"/>
-          </w:rPr>
-          <w:t>徒19:23–41</w:t>
-        </w:r>
-      </w:hyperlink>
+      <w:r>
+        <w:rPr>
+          <w:lang w:val="zh_TW" w:bidi="zh_TW"/>
+        </w:rPr>
+        <w:t>徒19:23–41</w:t>
+      </w:r>
       <w:r>
         <w:rPr>
           <w:lang w:val="zh_TW" w:bidi="zh_TW"/>
@@ -1292,18 +1070,12 @@
         </w:rPr>
         <w:t>這種有利的環境，在尼祿（Nero）統治期間開始改變。公元64年，尼祿將羅馬大火的責任歸咎基督徒，引發了對基督徒的第一次大規模逼迫。公開的逼迫在公元66年暫停，但基督教不再被視為猶太教的一部分，因此失去了先前受保護的地位。隨後，羅馬帝國要求人民向皇帝焚香以表忠誠。拒絕這一做法的通常是猶太人（仍受保護）或基督徒（不受保護）。因此，從多米田（Domitian）的時期（公元81–96年）年到迦利流（Galerius）的時期（公元305–311年），基督教在羅馬帝國內正式被視為非法，違者可被處死。基督徒在這段時期遭受的逼迫程度，取決於統治者的態度。長達兩百多年，羅馬帝國流下了「聖徒的血和為耶穌作見證之人的血」（</w:t>
       </w:r>
-      <w:hyperlink r:id="rId49">
-        <w:r>
-          <w:rPr>
-            <w:lang w:val="zh_TW" w:bidi="zh_TW"/>
-          </w:rPr>
-          <w:rPr>
-            <w:color w:val="0000EE"/>
-            <w:u w:val="single"/>
-          </w:rPr>
-          <w:t>啟17:6</w:t>
-        </w:r>
-      </w:hyperlink>
+      <w:r>
+        <w:rPr>
+          <w:lang w:val="zh_TW" w:bidi="zh_TW"/>
+        </w:rPr>
+        <w:t>啟17:6</w:t>
+      </w:r>
       <w:r>
         <w:rPr>
           <w:lang w:val="zh_TW" w:bidi="zh_TW"/>
@@ -1333,162 +1105,108 @@
           <w:lang w:val="zh_TW" w:bidi="zh_TW"/>
         </w:rPr>
       </w:r>
-      <w:hyperlink r:id="rId50">
-        <w:r>
-          <w:rPr>
-            <w:lang w:val="zh_TW" w:bidi="zh_TW"/>
-          </w:rPr>
-          <w:rPr>
-            <w:color w:val="0000EE"/>
-            <w:u w:val="single"/>
-          </w:rPr>
-          <w:t>徒2:10</w:t>
-        </w:r>
-      </w:hyperlink>
+      <w:r>
+        <w:rPr>
+          <w:lang w:val="zh_TW" w:bidi="zh_TW"/>
+        </w:rPr>
+        <w:t>徒2:10</w:t>
+      </w:r>
       <w:r>
         <w:rPr>
           <w:lang w:val="zh_TW" w:bidi="zh_TW"/>
         </w:rPr>
         <w:t>，</w:t>
       </w:r>
-      <w:hyperlink r:id="rId51">
-        <w:r>
-          <w:rPr>
-            <w:lang w:val="zh_TW" w:bidi="zh_TW"/>
-          </w:rPr>
-          <w:rPr>
-            <w:color w:val="0000EE"/>
-            <w:u w:val="single"/>
-          </w:rPr>
-          <w:t>18:2</w:t>
-        </w:r>
-      </w:hyperlink>
+      <w:r>
+        <w:rPr>
+          <w:lang w:val="zh_TW" w:bidi="zh_TW"/>
+        </w:rPr>
+        <w:t>18:2</w:t>
+      </w:r>
       <w:r>
         <w:rPr>
           <w:lang w:val="zh_TW" w:bidi="zh_TW"/>
         </w:rPr>
         <w:t>，</w:t>
       </w:r>
-      <w:hyperlink r:id="rId52">
-        <w:r>
-          <w:rPr>
-            <w:lang w:val="zh_TW" w:bidi="zh_TW"/>
-          </w:rPr>
-          <w:rPr>
-            <w:color w:val="0000EE"/>
-            <w:u w:val="single"/>
-          </w:rPr>
-          <w:t>19:21</w:t>
-        </w:r>
-      </w:hyperlink>
+      <w:r>
+        <w:rPr>
+          <w:lang w:val="zh_TW" w:bidi="zh_TW"/>
+        </w:rPr>
+        <w:t>19:21</w:t>
+      </w:r>
       <w:r>
         <w:rPr>
           <w:lang w:val="zh_TW" w:bidi="zh_TW"/>
         </w:rPr>
         <w:t>，</w:t>
       </w:r>
-      <w:hyperlink r:id="rId53">
-        <w:r>
-          <w:rPr>
-            <w:lang w:val="zh_TW" w:bidi="zh_TW"/>
-          </w:rPr>
-          <w:rPr>
-            <w:color w:val="0000EE"/>
-            <w:u w:val="single"/>
-          </w:rPr>
-          <w:t>23:11</w:t>
-        </w:r>
-      </w:hyperlink>
+      <w:r>
+        <w:rPr>
+          <w:lang w:val="zh_TW" w:bidi="zh_TW"/>
+        </w:rPr>
+        <w:t>23:11</w:t>
+      </w:r>
       <w:r>
         <w:rPr>
           <w:lang w:val="zh_TW" w:bidi="zh_TW"/>
         </w:rPr>
         <w:t>，</w:t>
       </w:r>
-      <w:hyperlink r:id="rId54">
-        <w:r>
-          <w:rPr>
-            <w:lang w:val="zh_TW" w:bidi="zh_TW"/>
-          </w:rPr>
-          <w:rPr>
-            <w:color w:val="0000EE"/>
-            <w:u w:val="single"/>
-          </w:rPr>
-          <w:t>28:14</w:t>
-        </w:r>
-      </w:hyperlink>
+      <w:r>
+        <w:rPr>
+          <w:lang w:val="zh_TW" w:bidi="zh_TW"/>
+        </w:rPr>
+        <w:t>28:14</w:t>
+      </w:r>
       <w:r>
         <w:rPr>
           <w:lang w:val="zh_TW" w:bidi="zh_TW"/>
         </w:rPr>
         <w:t>、</w:t>
       </w:r>
-      <w:hyperlink r:id="rId55">
-        <w:r>
-          <w:rPr>
-            <w:lang w:val="zh_TW" w:bidi="zh_TW"/>
-          </w:rPr>
-          <w:rPr>
-            <w:color w:val="0000EE"/>
-            <w:u w:val="single"/>
-          </w:rPr>
-          <w:t>16</w:t>
-        </w:r>
-      </w:hyperlink>
+      <w:r>
+        <w:rPr>
+          <w:lang w:val="zh_TW" w:bidi="zh_TW"/>
+        </w:rPr>
+        <w:t>16</w:t>
+      </w:r>
       <w:r>
         <w:rPr>
           <w:lang w:val="zh_TW" w:bidi="zh_TW"/>
         </w:rPr>
         <w:t>；</w:t>
       </w:r>
-      <w:hyperlink r:id="rId56">
-        <w:r>
-          <w:rPr>
-            <w:lang w:val="zh_TW" w:bidi="zh_TW"/>
-          </w:rPr>
-          <w:rPr>
-            <w:color w:val="0000EE"/>
-            <w:u w:val="single"/>
-          </w:rPr>
-          <w:t>羅1:1–7</w:t>
-        </w:r>
-      </w:hyperlink>
+      <w:r>
+        <w:rPr>
+          <w:lang w:val="zh_TW" w:bidi="zh_TW"/>
+        </w:rPr>
+        <w:t>羅1:1–7</w:t>
+      </w:r>
       <w:r>
         <w:rPr>
           <w:lang w:val="zh_TW" w:bidi="zh_TW"/>
         </w:rPr>
         <w:t>、</w:t>
       </w:r>
-      <w:hyperlink r:id="rId57">
-        <w:r>
-          <w:rPr>
-            <w:lang w:val="zh_TW" w:bidi="zh_TW"/>
-          </w:rPr>
-          <w:rPr>
-            <w:color w:val="0000EE"/>
-            <w:u w:val="single"/>
-          </w:rPr>
-          <w:t>15</w:t>
-        </w:r>
-      </w:hyperlink>
+      <w:r>
+        <w:rPr>
+          <w:lang w:val="zh_TW" w:bidi="zh_TW"/>
+        </w:rPr>
+        <w:t>15</w:t>
+      </w:r>
       <w:r>
         <w:rPr>
           <w:lang w:val="zh_TW" w:bidi="zh_TW"/>
         </w:rPr>
         <w:t>；</w:t>
       </w:r>
-      <w:hyperlink r:id="rId58">
-        <w:r>
-          <w:rPr>
-            <w:lang w:val="zh_TW" w:bidi="zh_TW"/>
-          </w:rPr>
-          <w:rPr>
-            <w:color w:val="0000EE"/>
-            <w:u w:val="single"/>
-          </w:rPr>
-          <w:t>提後1:17</w:t>
-        </w:r>
-      </w:hyperlink>
+      <w:r>
+        <w:rPr>
+          <w:lang w:val="zh_TW" w:bidi="zh_TW"/>
+        </w:rPr>
+        <w:t>提後1:17</w:t>
+      </w:r>
       <w:r>
         <w:rPr>
           <w:lang w:val="zh_TW" w:bidi="zh_TW"/>
@@ -1560,18 +1278,13 @@
         </w:rPr>
         <w:t>見</w:t>
       </w:r>
-      <w:hyperlink r:id="rId59">
-        <w:r>
-          <w:rPr>
-            <w:lang w:val="zh_TW" w:bidi="zh_TW"/>
-          </w:rPr>
-          <w:rPr>
-            <w:color w:val="0000EE"/>
-            <w:u w:val="single"/>
-          </w:rPr>
-          <w:t>路2:1</w:t>
-        </w:r>
-      </w:hyperlink>
+      <w:r>
+        <w:rPr>
+          <w:i/>
+          <w:lang w:val="zh_TW" w:bidi="zh_TW"/>
+        </w:rPr>
+        <w:t>路2:1</w:t>
+      </w:r>
       <w:r>
         <w:rPr>
           <w:lang w:val="zh_TW" w:bidi="zh_TW"/>
@@ -1611,37 +1324,27 @@
         </w:rPr>
         <w:t>見</w:t>
       </w:r>
-      <w:hyperlink r:id="rId60">
-        <w:r>
-          <w:rPr>
-            <w:lang w:val="zh_TW" w:bidi="zh_TW"/>
-          </w:rPr>
-          <w:rPr>
-            <w:color w:val="0000EE"/>
-            <w:u w:val="single"/>
-          </w:rPr>
-          <w:t>路3:1</w:t>
-        </w:r>
-      </w:hyperlink>
       <w:r>
         <w:rPr>
           <w:i/>
           <w:lang w:val="zh_TW" w:bidi="zh_TW"/>
         </w:rPr>
+        <w:t>路3:1</w:t>
+      </w:r>
+      <w:r>
+        <w:rPr>
+          <w:i/>
+          <w:lang w:val="zh_TW" w:bidi="zh_TW"/>
+        </w:rPr>
         <w:t>；</w:t>
       </w:r>
-      <w:hyperlink r:id="rId61">
-        <w:r>
-          <w:rPr>
-            <w:lang w:val="zh_TW" w:bidi="zh_TW"/>
-          </w:rPr>
-          <w:rPr>
-            <w:color w:val="0000EE"/>
-            <w:u w:val="single"/>
-          </w:rPr>
-          <w:t>約19:12</w:t>
-        </w:r>
-      </w:hyperlink>
+      <w:r>
+        <w:rPr>
+          <w:i/>
+          <w:lang w:val="zh_TW" w:bidi="zh_TW"/>
+        </w:rPr>
+        <w:t>約19:12</w:t>
+      </w:r>
       <w:r>
         <w:rPr>
           <w:lang w:val="zh_TW" w:bidi="zh_TW"/>
@@ -1712,18 +1415,13 @@
         </w:rPr>
         <w:t>見</w:t>
       </w:r>
-      <w:hyperlink r:id="rId51">
-        <w:r>
-          <w:rPr>
-            <w:lang w:val="zh_TW" w:bidi="zh_TW"/>
-          </w:rPr>
-          <w:rPr>
-            <w:color w:val="0000EE"/>
-            <w:u w:val="single"/>
-          </w:rPr>
-          <w:t>徒18:2</w:t>
-        </w:r>
-      </w:hyperlink>
+      <w:r>
+        <w:rPr>
+          <w:i/>
+          <w:lang w:val="zh_TW" w:bidi="zh_TW"/>
+        </w:rPr>
+        <w:t>徒18:2</w:t>
+      </w:r>
       <w:r>
         <w:rPr>
           <w:lang w:val="zh_TW" w:bidi="zh_TW"/>
@@ -1763,37 +1461,27 @@
         </w:rPr>
         <w:t>見</w:t>
       </w:r>
-      <w:hyperlink r:id="rId62">
-        <w:r>
-          <w:rPr>
-            <w:lang w:val="zh_TW" w:bidi="zh_TW"/>
-          </w:rPr>
-          <w:rPr>
-            <w:color w:val="0000EE"/>
-            <w:u w:val="single"/>
-          </w:rPr>
-          <w:t>徒25:11</w:t>
-        </w:r>
-      </w:hyperlink>
       <w:r>
         <w:rPr>
           <w:i/>
           <w:lang w:val="zh_TW" w:bidi="zh_TW"/>
         </w:rPr>
+        <w:t>徒25:11</w:t>
+      </w:r>
+      <w:r>
+        <w:rPr>
+          <w:i/>
+          <w:lang w:val="zh_TW" w:bidi="zh_TW"/>
+        </w:rPr>
         <w:t>；</w:t>
       </w:r>
-      <w:hyperlink r:id="rId63">
-        <w:r>
-          <w:rPr>
-            <w:lang w:val="zh_TW" w:bidi="zh_TW"/>
-          </w:rPr>
-          <w:rPr>
-            <w:color w:val="0000EE"/>
-            <w:u w:val="single"/>
-          </w:rPr>
-          <w:t>羅13:1–7</w:t>
-        </w:r>
-      </w:hyperlink>
+      <w:r>
+        <w:rPr>
+          <w:i/>
+          <w:lang w:val="zh_TW" w:bidi="zh_TW"/>
+        </w:rPr>
+        <w:t>羅13:1–7</w:t>
+      </w:r>
       <w:r>
         <w:rPr>
           <w:lang w:val="zh_TW" w:bidi="zh_TW"/>
@@ -1916,18 +1604,12 @@
           <w:lang w:val="zh_TW" w:bidi="zh_TW"/>
         </w:rPr>
       </w:r>
-      <w:hyperlink r:id="rId64">
-        <w:r>
-          <w:rPr>
-            <w:lang w:val="zh_TW" w:bidi="zh_TW"/>
-          </w:rPr>
-          <w:rPr>
-            <w:color w:val="0000EE"/>
-            <w:u w:val="single"/>
-          </w:rPr>
-          <w:t>啟17:9–11</w:t>
-        </w:r>
-      </w:hyperlink>
+      <w:r>
+        <w:rPr>
+          <w:lang w:val="zh_TW" w:bidi="zh_TW"/>
+        </w:rPr>
+        <w:t>啟17:9–11</w:t>
+      </w:r>
       <w:r>
         <w:rPr>
           <w:lang w:val="zh_TW" w:bidi="zh_TW"/>
@@ -1976,18 +1658,12 @@
         </w:rPr>
         <w:t>羅馬教會起源的確切細節並不清楚。羅馬擁有大量猶太人口，而五旬節時，一些來自羅馬的猶太人曾在耶路撒冷，當時教會剛剛誕生（</w:t>
       </w:r>
-      <w:hyperlink r:id="rId50">
-        <w:r>
-          <w:rPr>
-            <w:lang w:val="zh_TW" w:bidi="zh_TW"/>
-          </w:rPr>
-          <w:rPr>
-            <w:color w:val="0000EE"/>
-            <w:u w:val="single"/>
-          </w:rPr>
-          <w:t>徒2:10</w:t>
-        </w:r>
-      </w:hyperlink>
+      <w:r>
+        <w:rPr>
+          <w:lang w:val="zh_TW" w:bidi="zh_TW"/>
+        </w:rPr>
+        <w:t>徒2:10</w:t>
+      </w:r>
       <w:r>
         <w:rPr>
           <w:lang w:val="zh_TW" w:bidi="zh_TW"/>
@@ -2022,42 +1698,24 @@
         </w:rPr>
         <w:t>羅馬的非基督徒猶太人，很可能將猶太基督徒逐出會堂，就像其它地方的情況一樣。當保羅寫信給羅馬教會時，他們已經在私人住宅中聚會，成為家庭教會（</w:t>
       </w:r>
-      <w:hyperlink r:id="rId65">
-        <w:r>
-          <w:rPr>
-            <w:lang w:val="zh_TW" w:bidi="zh_TW"/>
-          </w:rPr>
-          <w:rPr>
-            <w:color w:val="0000EE"/>
-            <w:u w:val="single"/>
-          </w:rPr>
-          <w:t>羅16:5、</w:t>
-        </w:r>
-      </w:hyperlink>
-      <w:hyperlink r:id="rId66">
-        <w:r>
-          <w:rPr>
-            <w:lang w:val="zh_TW" w:bidi="zh_TW"/>
-          </w:rPr>
-          <w:rPr>
-            <w:color w:val="0000EE"/>
-            <w:u w:val="single"/>
-          </w:rPr>
-          <w:t>10–11、</w:t>
-        </w:r>
-      </w:hyperlink>
-      <w:hyperlink r:id="rId67">
-        <w:r>
-          <w:rPr>
-            <w:lang w:val="zh_TW" w:bidi="zh_TW"/>
-          </w:rPr>
-          <w:rPr>
-            <w:color w:val="0000EE"/>
-            <w:u w:val="single"/>
-          </w:rPr>
-          <w:t>15</w:t>
-        </w:r>
-      </w:hyperlink>
+      <w:r>
+        <w:rPr>
+          <w:lang w:val="zh_TW" w:bidi="zh_TW"/>
+        </w:rPr>
+        <w:t>羅16:5、</w:t>
+      </w:r>
+      <w:r>
+        <w:rPr>
+          <w:lang w:val="zh_TW" w:bidi="zh_TW"/>
+        </w:rPr>
+        <w:t>10–11、</w:t>
+      </w:r>
+      <w:r>
+        <w:rPr>
+          <w:lang w:val="zh_TW" w:bidi="zh_TW"/>
+        </w:rPr>
+        <w:t>15</w:t>
+      </w:r>
       <w:r>
         <w:rPr>
           <w:lang w:val="zh_TW" w:bidi="zh_TW"/>
@@ -2078,18 +1736,12 @@
         </w:rPr>
         <w:t>公元49年，克勞第皇帝下令驅逐猶太人，猶太基督徒如百基拉和亞居拉也被迫離開羅馬（</w:t>
       </w:r>
-      <w:hyperlink r:id="rId51">
-        <w:r>
-          <w:rPr>
-            <w:lang w:val="zh_TW" w:bidi="zh_TW"/>
-          </w:rPr>
-          <w:rPr>
-            <w:color w:val="0000EE"/>
-            <w:u w:val="single"/>
-          </w:rPr>
-          <w:t>徒18:2</w:t>
-        </w:r>
-      </w:hyperlink>
+      <w:r>
+        <w:rPr>
+          <w:lang w:val="zh_TW" w:bidi="zh_TW"/>
+        </w:rPr>
+        <w:t>徒18:2</w:t>
+      </w:r>
       <w:r>
         <w:rPr>
           <w:lang w:val="zh_TW" w:bidi="zh_TW"/>
@@ -2110,72 +1762,48 @@
         </w:rPr>
         <w:t>根據</w:t>
       </w:r>
-      <w:hyperlink r:id="rId68">
-        <w:r>
-          <w:rPr>
-            <w:lang w:val="zh_TW" w:bidi="zh_TW"/>
-          </w:rPr>
-          <w:rPr>
-            <w:color w:val="0000EE"/>
-            <w:u w:val="single"/>
-          </w:rPr>
-          <w:t>羅馬書第十六章</w:t>
-        </w:r>
-      </w:hyperlink>
+      <w:r>
+        <w:rPr>
+          <w:lang w:val="zh_TW" w:bidi="zh_TW"/>
+        </w:rPr>
+        <w:t>羅馬書第十六章</w:t>
+      </w:r>
       <w:r>
         <w:rPr>
           <w:lang w:val="zh_TW" w:bidi="zh_TW"/>
         </w:rPr>
         <w:t>，保羅當時已經有許多羅馬教會的朋友。公元60年春天，在寫下羅馬書約兩年後，保羅終於有機會前往羅馬，這是他一直以來的心願（</w:t>
       </w:r>
-      <w:hyperlink r:id="rId52">
-        <w:r>
-          <w:rPr>
-            <w:lang w:val="zh_TW" w:bidi="zh_TW"/>
-          </w:rPr>
-          <w:rPr>
-            <w:color w:val="0000EE"/>
-            <w:u w:val="single"/>
-          </w:rPr>
-          <w:t>徒19:21</w:t>
-        </w:r>
-      </w:hyperlink>
+      <w:r>
+        <w:rPr>
+          <w:lang w:val="zh_TW" w:bidi="zh_TW"/>
+        </w:rPr>
+        <w:t>徒19:21</w:t>
+      </w:r>
       <w:r>
         <w:rPr>
           <w:lang w:val="zh_TW" w:bidi="zh_TW"/>
         </w:rPr>
         <w:t>；</w:t>
       </w:r>
-      <w:hyperlink r:id="rId69">
-        <w:r>
-          <w:rPr>
-            <w:lang w:val="zh_TW" w:bidi="zh_TW"/>
-          </w:rPr>
-          <w:rPr>
-            <w:color w:val="0000EE"/>
-            <w:u w:val="single"/>
-          </w:rPr>
-          <w:t>羅1:13–15</w:t>
-        </w:r>
-      </w:hyperlink>
+      <w:r>
+        <w:rPr>
+          <w:lang w:val="zh_TW" w:bidi="zh_TW"/>
+        </w:rPr>
+        <w:t>羅1:13–15</w:t>
+      </w:r>
       <w:r>
         <w:rPr>
           <w:lang w:val="zh_TW" w:bidi="zh_TW"/>
         </w:rPr>
         <w:t>）。他在羅馬停留了兩年，住在自己的住所，但受到羅馬兵丁的看管，等待在尼祿面前的首次受審。在此期間，保羅「放膽傳講神國的道，將主耶穌基督的事教導人，並沒有人禁止」 （</w:t>
       </w:r>
-      <w:hyperlink r:id="rId70">
-        <w:r>
-          <w:rPr>
-            <w:lang w:val="zh_TW" w:bidi="zh_TW"/>
-          </w:rPr>
-          <w:rPr>
-            <w:color w:val="0000EE"/>
-            <w:u w:val="single"/>
-          </w:rPr>
-          <w:t>徒28:30–31</w:t>
-        </w:r>
-      </w:hyperlink>
+      <w:r>
+        <w:rPr>
+          <w:lang w:val="zh_TW" w:bidi="zh_TW"/>
+        </w:rPr>
+        <w:t>徒28:30–31</w:t>
+      </w:r>
       <w:r>
         <w:rPr>
           <w:lang w:val="zh_TW" w:bidi="zh_TW"/>
@@ -2205,48 +1833,30 @@
           <w:lang w:val="zh_TW" w:bidi="zh_TW"/>
         </w:rPr>
       </w:r>
-      <w:hyperlink r:id="rId71">
-        <w:r>
-          <w:rPr>
-            <w:lang w:val="zh_TW" w:bidi="zh_TW"/>
-          </w:rPr>
-          <w:rPr>
-            <w:color w:val="0000EE"/>
-            <w:u w:val="single"/>
-          </w:rPr>
-          <w:t>徒28:15–31</w:t>
-        </w:r>
-      </w:hyperlink>
+      <w:r>
+        <w:rPr>
+          <w:lang w:val="zh_TW" w:bidi="zh_TW"/>
+        </w:rPr>
+        <w:t>徒28:15–31</w:t>
+      </w:r>
       <w:r>
         <w:rPr>
           <w:lang w:val="zh_TW" w:bidi="zh_TW"/>
         </w:rPr>
         <w:t>；</w:t>
       </w:r>
-      <w:hyperlink r:id="rId69">
-        <w:r>
-          <w:rPr>
-            <w:lang w:val="zh_TW" w:bidi="zh_TW"/>
-          </w:rPr>
-          <w:rPr>
-            <w:color w:val="0000EE"/>
-            <w:u w:val="single"/>
-          </w:rPr>
-          <w:t>羅1:13–15，</w:t>
-        </w:r>
-      </w:hyperlink>
-      <w:hyperlink r:id="rId72">
-        <w:r>
-          <w:rPr>
-            <w:lang w:val="zh_TW" w:bidi="zh_TW"/>
-          </w:rPr>
-          <w:rPr>
-            <w:color w:val="0000EE"/>
-            <w:u w:val="single"/>
-          </w:rPr>
-          <w:t>16:1–16</w:t>
-        </w:r>
-      </w:hyperlink>
+      <w:r>
+        <w:rPr>
+          <w:lang w:val="zh_TW" w:bidi="zh_TW"/>
+        </w:rPr>
+        <w:t>羅1:13–15，</w:t>
+      </w:r>
+      <w:r>
+        <w:rPr>
+          <w:lang w:val="zh_TW" w:bidi="zh_TW"/>
+        </w:rPr>
+        <w:t>16:1–16</w:t>
+      </w:r>
       <w:r>
         <w:rPr>
           <w:lang w:val="zh_TW" w:bidi="zh_TW"/>
